--- a/.docu/data_validation/Validació de les dades.docx
+++ b/.docu/data_validation/Validació de les dades.docx
@@ -508,6 +508,48 @@
           <w:lang w:val="ca-ES"/>
         </w:rPr>
       </w:pPr>
+      <w:proofErr w:type="spellStart"/>
+      <w:r>
+        <w:rPr>
+          <w:rFonts w:ascii="Arial" w:hAnsi="Arial" w:cs="Arial"/>
+          <w:lang w:val="ca-ES"/>
+        </w:rPr>
+        <w:t>Stop_sequence</w:t>
+      </w:r>
+      <w:proofErr w:type="spellEnd"/>
+      <w:r>
+        <w:rPr>
+          <w:rFonts w:ascii="Arial" w:hAnsi="Arial" w:cs="Arial"/>
+          <w:lang w:val="ca-ES"/>
+        </w:rPr>
+        <w:t xml:space="preserve"> sempre s’incrementa d’un en un </w:t>
+      </w:r>
+      <w:r>
+        <w:rPr>
+          <w:rFonts w:ascii="Arial" w:hAnsi="Arial" w:cs="Arial"/>
+          <w:lang w:val="ca-ES"/>
+        </w:rPr>
+        <w:sym w:font="Wingdings" w:char="F0DF"/>
+      </w:r>
+      <w:r>
+        <w:rPr>
+          <w:rFonts w:ascii="Arial" w:hAnsi="Arial" w:cs="Arial"/>
+          <w:lang w:val="ca-ES"/>
+        </w:rPr>
+        <w:t xml:space="preserve"> ens basarem en això per calcular els pesos entre les arestes del graf</w:t>
+      </w:r>
+    </w:p>
+    <w:p>
+      <w:pPr>
+        <w:numPr>
+          <w:ilvl w:val="1"/>
+          <w:numId w:val="1"/>
+        </w:numPr>
+        <w:rPr>
+          <w:rFonts w:ascii="Arial" w:hAnsi="Arial" w:cs="Arial"/>
+          <w:lang w:val="ca-ES"/>
+        </w:rPr>
+      </w:pPr>
       <w:r>
         <w:rPr>
           <w:rFonts w:ascii="Arial" w:hAnsi="Arial" w:cs="Arial"/>
@@ -590,7 +632,14 @@
           <w:rFonts w:ascii="Arial" w:hAnsi="Arial" w:cs="Arial"/>
           <w:lang w:val="ca-ES"/>
         </w:rPr>
-        <w:t>cleaning</w:t>
+        <w:t>process</w:t>
+      </w:r>
+      <w:r>
+        <w:rPr>
+          <w:rFonts w:ascii="Arial" w:hAnsi="Arial" w:cs="Arial"/>
+          <w:lang w:val="ca-ES"/>
+        </w:rPr>
+        <w:t>ing</w:t>
       </w:r>
       <w:proofErr w:type="spellEnd"/>
       <w:r>
@@ -690,21 +739,57 @@
           <w:lang w:val="ca-ES"/>
         </w:rPr>
       </w:pPr>
-      <w:proofErr w:type="spellStart"/>
-      <w:r>
-        <w:rPr>
-          <w:rFonts w:ascii="Arial" w:hAnsi="Arial" w:cs="Arial"/>
-          <w:lang w:val="ca-ES"/>
-        </w:rPr>
-        <w:t>Stop_sequence</w:t>
-      </w:r>
-      <w:proofErr w:type="spellEnd"/>
-      <w:r>
-        <w:rPr>
-          <w:rFonts w:ascii="Arial" w:hAnsi="Arial" w:cs="Arial"/>
-          <w:lang w:val="ca-ES"/>
-        </w:rPr>
-        <w:t xml:space="preserve"> sempre s’incrementa d’un en un</w:t>
+      <w:r>
+        <w:rPr>
+          <w:rFonts w:ascii="Arial" w:hAnsi="Arial" w:cs="Arial"/>
+          <w:lang w:val="ca-ES"/>
+        </w:rPr>
+        <w:t>Comprovació que ja no existeix la repetició de blocs sencers als nous fitxers generats</w:t>
+      </w:r>
+    </w:p>
+    <w:p>
+      <w:pPr>
+        <w:numPr>
+          <w:ilvl w:val="1"/>
+          <w:numId w:val="1"/>
+        </w:numPr>
+        <w:rPr>
+          <w:rFonts w:ascii="Arial" w:hAnsi="Arial" w:cs="Arial"/>
+          <w:lang w:val="ca-ES"/>
+        </w:rPr>
+      </w:pPr>
+      <w:r>
+        <w:rPr>
+          <w:rFonts w:ascii="Arial" w:hAnsi="Arial" w:cs="Arial"/>
+          <w:lang w:val="ca-ES"/>
+        </w:rPr>
+        <w:t xml:space="preserve">Es segueix l’ordre esperat de parades a tots els trips? </w:t>
+      </w:r>
+    </w:p>
+    <w:p>
+      <w:pPr>
+        <w:numPr>
+          <w:ilvl w:val="2"/>
+          <w:numId w:val="1"/>
+        </w:numPr>
+        <w:rPr>
+          <w:rFonts w:ascii="Arial" w:hAnsi="Arial" w:cs="Arial"/>
+          <w:lang w:val="ca-ES"/>
+        </w:rPr>
+      </w:pPr>
+      <w:r>
+        <w:rPr>
+          <w:rFonts w:ascii="Arial" w:hAnsi="Arial" w:cs="Arial"/>
+          <w:lang w:val="ca-ES"/>
+        </w:rPr>
+        <w:t xml:space="preserve">NO </w:t>
+      </w:r>
+      <w:r>
+        <w:rPr>
+          <w:rFonts w:ascii="Arial" w:hAnsi="Arial" w:cs="Arial"/>
+          <w:lang w:val="ca-ES"/>
+        </w:rPr>
+        <w:sym w:font="Wingdings" w:char="F0E0"/>
       </w:r>
       <w:r>
         <w:rPr>
@@ -718,33 +803,7 @@
           <w:rFonts w:ascii="Arial" w:hAnsi="Arial" w:cs="Arial"/>
           <w:lang w:val="ca-ES"/>
         </w:rPr>
-        <w:sym w:font="Wingdings" w:char="F0DF"/>
-      </w:r>
-      <w:r>
-        <w:rPr>
-          <w:rFonts w:ascii="Arial" w:hAnsi="Arial" w:cs="Arial"/>
-          <w:lang w:val="ca-ES"/>
-        </w:rPr>
-        <w:t xml:space="preserve"> ens basarem en això per calcular els pesos entre les arestes del graf</w:t>
-      </w:r>
-    </w:p>
-    <w:p>
-      <w:pPr>
-        <w:numPr>
-          <w:ilvl w:val="1"/>
-          <w:numId w:val="1"/>
-        </w:numPr>
-        <w:rPr>
-          <w:rFonts w:ascii="Arial" w:hAnsi="Arial" w:cs="Arial"/>
-          <w:lang w:val="ca-ES"/>
-        </w:rPr>
-      </w:pPr>
-      <w:r>
-        <w:rPr>
-          <w:rFonts w:ascii="Arial" w:hAnsi="Arial" w:cs="Arial"/>
-          <w:lang w:val="ca-ES"/>
-        </w:rPr>
-        <w:t xml:space="preserve">Es segueix l’ordre esperat de parades a tots els trips? </w:t>
+        <w:t>es crea ‘wrong_stop_sequence.txt’</w:t>
       </w:r>
     </w:p>
     <w:p>
@@ -763,46 +822,6 @@
           <w:rFonts w:ascii="Arial" w:hAnsi="Arial" w:cs="Arial"/>
           <w:lang w:val="ca-ES"/>
         </w:rPr>
-        <w:t xml:space="preserve">NO </w:t>
-      </w:r>
-      <w:r>
-        <w:rPr>
-          <w:rFonts w:ascii="Arial" w:hAnsi="Arial" w:cs="Arial"/>
-          <w:lang w:val="ca-ES"/>
-        </w:rPr>
-        <w:sym w:font="Wingdings" w:char="F0E0"/>
-      </w:r>
-      <w:r>
-        <w:rPr>
-          <w:rFonts w:ascii="Arial" w:hAnsi="Arial" w:cs="Arial"/>
-          <w:lang w:val="ca-ES"/>
-        </w:rPr>
-        <w:t xml:space="preserve"> </w:t>
-      </w:r>
-      <w:r>
-        <w:rPr>
-          <w:rFonts w:ascii="Arial" w:hAnsi="Arial" w:cs="Arial"/>
-          <w:lang w:val="ca-ES"/>
-        </w:rPr>
-        <w:t>es crea ‘wrong_stop_sequence.txt’</w:t>
-      </w:r>
-    </w:p>
-    <w:p>
-      <w:pPr>
-        <w:numPr>
-          <w:ilvl w:val="2"/>
-          <w:numId w:val="1"/>
-        </w:numPr>
-        <w:rPr>
-          <w:rFonts w:ascii="Arial" w:hAnsi="Arial" w:cs="Arial"/>
-          <w:lang w:val="ca-ES"/>
-        </w:rPr>
-      </w:pPr>
-      <w:r>
-        <w:rPr>
-          <w:rFonts w:ascii="Arial" w:hAnsi="Arial" w:cs="Arial"/>
-          <w:lang w:val="ca-ES"/>
-        </w:rPr>
         <w:t>Creem ‘stop_times_sequence.txt’ (a .</w:t>
       </w:r>
       <w:proofErr w:type="spellStart"/>
@@ -837,15 +856,27 @@
         </w:rPr>
         <w:t xml:space="preserve">/data/3_stop_sequence) trencant la </w:t>
       </w:r>
-      <w:proofErr w:type="spellStart"/>
-      <w:r>
-        <w:rPr>
-          <w:rFonts w:ascii="Arial" w:hAnsi="Arial" w:cs="Arial"/>
-          <w:lang w:val="ca-ES"/>
-        </w:rPr>
-        <w:t>consecutivitat</w:t>
-      </w:r>
-      <w:proofErr w:type="spellEnd"/>
+      <w:r>
+        <w:rPr>
+          <w:rFonts w:ascii="Arial" w:hAnsi="Arial" w:cs="Arial"/>
+          <w:lang w:val="ca-ES"/>
+        </w:rPr>
+        <w:t xml:space="preserve">seqüència </w:t>
+      </w:r>
+      <w:r>
+        <w:rPr>
+          <w:rFonts w:ascii="Arial" w:hAnsi="Arial" w:cs="Arial"/>
+          <w:lang w:val="ca-ES"/>
+        </w:rPr>
+        <w:t>consecutiv</w:t>
+      </w:r>
+      <w:r>
+        <w:rPr>
+          <w:rFonts w:ascii="Arial" w:hAnsi="Arial" w:cs="Arial"/>
+          <w:lang w:val="ca-ES"/>
+        </w:rPr>
+        <w:t>a</w:t>
+      </w:r>
       <w:r>
         <w:rPr>
           <w:rFonts w:ascii="Arial" w:hAnsi="Arial" w:cs="Arial"/>
@@ -1063,7 +1094,21 @@
           <w:rFonts w:ascii="Arial" w:hAnsi="Arial" w:cs="Arial"/>
           <w:lang w:val="ca-ES"/>
         </w:rPr>
-        <w:t xml:space="preserve"> o començat des d’elles.</w:t>
+        <w:t xml:space="preserve"> o començat des</w:t>
+      </w:r>
+      <w:r>
+        <w:rPr>
+          <w:rFonts w:ascii="Arial" w:hAnsi="Arial" w:cs="Arial"/>
+          <w:lang w:val="ca-ES"/>
+        </w:rPr>
+        <w:t xml:space="preserve"> o a</w:t>
+      </w:r>
+      <w:r>
+        <w:rPr>
+          <w:rFonts w:ascii="Arial" w:hAnsi="Arial" w:cs="Arial"/>
+          <w:lang w:val="ca-ES"/>
+        </w:rPr>
+        <w:t xml:space="preserve"> d’elles.</w:t>
       </w:r>
     </w:p>
     <w:p>
@@ -1172,7 +1217,21 @@
           <w:rFonts w:ascii="Arial" w:hAnsi="Arial" w:cs="Arial"/>
           <w:lang w:val="ca-ES"/>
         </w:rPr>
-        <w:t>A les parades límit la mitjana del temps d’obertura i tancament de portes de la seva línia (tenint en compte només el temps a les parades en les què no es comença ni s’acaba el viatge)</w:t>
+        <w:t>A les parades límit la mitjana del temps d’obertura i tancament de portes de la seva línia (tenint en compte només el temps</w:t>
+      </w:r>
+      <w:r>
+        <w:rPr>
+          <w:rFonts w:ascii="Arial" w:hAnsi="Arial" w:cs="Arial"/>
+          <w:lang w:val="ca-ES"/>
+        </w:rPr>
+        <w:t xml:space="preserve"> dels viatges</w:t>
+      </w:r>
+      <w:r>
+        <w:rPr>
+          <w:rFonts w:ascii="Arial" w:hAnsi="Arial" w:cs="Arial"/>
+          <w:lang w:val="ca-ES"/>
+        </w:rPr>
+        <w:t xml:space="preserve"> a les parades en les què no es comença ni s’acaba el viatge)</w:t>
       </w:r>
     </w:p>
     <w:p>
@@ -1258,6 +1317,53 @@
     </w:p>
     <w:p>
       <w:pPr>
+        <w:ind w:left="2160"/>
+        <w:rPr>
+          <w:rFonts w:ascii="Arial" w:hAnsi="Arial" w:cs="Arial"/>
+          <w:lang w:val="ca-ES"/>
+        </w:rPr>
+      </w:pPr>
+      <w:r>
+        <w:rPr>
+          <w:rFonts w:ascii="Arial" w:hAnsi="Arial" w:cs="Arial"/>
+          <w:lang w:val="ca-ES"/>
+        </w:rPr>
+        <w:lastRenderedPageBreak/>
+        <w:t xml:space="preserve">Les mitjanes de nombres enters, en la majoria de casos no enteres, s’arrodoneixen als segons utilitzant la funció </w:t>
+      </w:r>
+      <w:r>
+        <w:rPr>
+          <w:rFonts w:ascii="Arial" w:hAnsi="Arial" w:cs="Arial"/>
+          <w:lang w:val="ca-ES"/>
+        </w:rPr>
+        <w:t>“</w:t>
+      </w:r>
+      <w:proofErr w:type="spellStart"/>
+      <w:r>
+        <w:rPr>
+          <w:rFonts w:ascii="Arial" w:hAnsi="Arial" w:cs="Arial"/>
+          <w:lang w:val="ca-ES"/>
+        </w:rPr>
+        <w:t>round_half_up_mean</w:t>
+      </w:r>
+      <w:proofErr w:type="spellEnd"/>
+      <w:r>
+        <w:rPr>
+          <w:rFonts w:ascii="Arial" w:hAnsi="Arial" w:cs="Arial"/>
+          <w:lang w:val="ca-ES"/>
+        </w:rPr>
+        <w:t>”</w:t>
+      </w:r>
+      <w:r>
+        <w:rPr>
+          <w:rFonts w:ascii="Arial" w:hAnsi="Arial" w:cs="Arial"/>
+          <w:lang w:val="ca-ES"/>
+        </w:rPr>
+        <w:t xml:space="preserve"> explicada a “Precisió.docx”.</w:t>
+      </w:r>
+    </w:p>
+    <w:p>
+      <w:pPr>
         <w:pStyle w:val="ListParagraph"/>
         <w:numPr>
           <w:ilvl w:val="2"/>
@@ -1273,7 +1379,6 @@
           <w:rFonts w:ascii="Arial" w:hAnsi="Arial" w:cs="Arial"/>
           <w:lang w:val="ca-ES"/>
         </w:rPr>
-        <w:lastRenderedPageBreak/>
         <w:t>Es comprova que a ‘stop_times_doors.txt’ ja no succeeix aquest esdeveniment.</w:t>
       </w:r>
     </w:p>
@@ -1435,7 +1540,14 @@
           <w:rFonts w:ascii="Arial" w:hAnsi="Arial" w:cs="Arial"/>
           <w:lang w:val="ca-ES"/>
         </w:rPr>
-        <w:t>cleaning</w:t>
+        <w:t>process</w:t>
+      </w:r>
+      <w:r>
+        <w:rPr>
+          <w:rFonts w:ascii="Arial" w:hAnsi="Arial" w:cs="Arial"/>
+          <w:lang w:val="ca-ES"/>
+        </w:rPr>
+        <w:t>ing</w:t>
       </w:r>
       <w:proofErr w:type="spellEnd"/>
       <w:r>
@@ -1483,6 +1595,98 @@
           <w:rFonts w:ascii="Arial" w:hAnsi="Arial" w:cs="Arial"/>
           <w:lang w:val="ca-ES"/>
         </w:rPr>
+        <w:t xml:space="preserve">S’ha de recalcar que el motiu pel qual no utilitzarem les dades de l’autobús és per diferents motius. </w:t>
+      </w:r>
+    </w:p>
+    <w:p>
+      <w:pPr>
+        <w:pStyle w:val="ListParagraph"/>
+        <w:numPr>
+          <w:ilvl w:val="2"/>
+          <w:numId w:val="1"/>
+        </w:numPr>
+        <w:rPr>
+          <w:rFonts w:ascii="Arial" w:hAnsi="Arial" w:cs="Arial"/>
+          <w:lang w:val="ca-ES"/>
+        </w:rPr>
+      </w:pPr>
+      <w:r>
+        <w:rPr>
+          <w:rFonts w:ascii="Arial" w:hAnsi="Arial" w:cs="Arial"/>
+          <w:lang w:val="ca-ES"/>
+        </w:rPr>
+        <w:t xml:space="preserve">Les dades no són tan completes com les del metro. Per exemple, al fitxer </w:t>
+      </w:r>
+      <w:proofErr w:type="spellStart"/>
+      <w:r>
+        <w:rPr>
+          <w:rFonts w:ascii="Arial" w:hAnsi="Arial" w:cs="Arial"/>
+          <w:lang w:val="ca-ES"/>
+        </w:rPr>
+        <w:t>d’stop_times</w:t>
+      </w:r>
+      <w:proofErr w:type="spellEnd"/>
+      <w:r>
+        <w:rPr>
+          <w:rFonts w:ascii="Arial" w:hAnsi="Arial" w:cs="Arial"/>
+          <w:lang w:val="ca-ES"/>
+        </w:rPr>
+        <w:t xml:space="preserve"> (essencial pel càlcul dels pesos) no estan explicitats una gran part de l’hora d’arribada i sortida.</w:t>
+      </w:r>
+    </w:p>
+    <w:p>
+      <w:pPr>
+        <w:pStyle w:val="ListParagraph"/>
+        <w:numPr>
+          <w:ilvl w:val="2"/>
+          <w:numId w:val="1"/>
+        </w:numPr>
+        <w:rPr>
+          <w:rFonts w:ascii="Arial" w:hAnsi="Arial" w:cs="Arial"/>
+          <w:lang w:val="ca-ES"/>
+        </w:rPr>
+      </w:pPr>
+      <w:r>
+        <w:rPr>
+          <w:rFonts w:ascii="Arial" w:hAnsi="Arial" w:cs="Arial"/>
+          <w:lang w:val="ca-ES"/>
+        </w:rPr>
+        <w:t>Al fitxer de ‘</w:t>
+      </w:r>
+      <w:proofErr w:type="spellStart"/>
+      <w:r>
+        <w:rPr>
+          <w:rFonts w:ascii="Arial" w:hAnsi="Arial" w:cs="Arial"/>
+          <w:lang w:val="ca-ES"/>
+        </w:rPr>
+        <w:t>transfers</w:t>
+      </w:r>
+      <w:proofErr w:type="spellEnd"/>
+      <w:r>
+        <w:rPr>
+          <w:rFonts w:ascii="Arial" w:hAnsi="Arial" w:cs="Arial"/>
+          <w:lang w:val="ca-ES"/>
+        </w:rPr>
+        <w:t xml:space="preserve">’, no s’especifiquen transbords entre les línies de bus ni amb el metro </w:t>
+      </w:r>
+    </w:p>
+    <w:p>
+      <w:pPr>
+        <w:pStyle w:val="ListParagraph"/>
+        <w:numPr>
+          <w:ilvl w:val="1"/>
+          <w:numId w:val="1"/>
+        </w:numPr>
+        <w:rPr>
+          <w:rFonts w:ascii="Arial" w:hAnsi="Arial" w:cs="Arial"/>
+          <w:lang w:val="ca-ES"/>
+        </w:rPr>
+      </w:pPr>
+      <w:r>
+        <w:rPr>
+          <w:rFonts w:ascii="Arial" w:hAnsi="Arial" w:cs="Arial"/>
+          <w:lang w:val="ca-ES"/>
+        </w:rPr>
         <w:t>Dins de ‘.</w:t>
       </w:r>
       <w:proofErr w:type="spellStart"/>
@@ -1559,7 +1763,14 @@
           <w:rFonts w:ascii="Arial" w:hAnsi="Arial" w:cs="Arial"/>
           <w:lang w:val="ca-ES"/>
         </w:rPr>
-        <w:t>cleaning</w:t>
+        <w:t>process</w:t>
+      </w:r>
+      <w:r>
+        <w:rPr>
+          <w:rFonts w:ascii="Arial" w:hAnsi="Arial" w:cs="Arial"/>
+          <w:lang w:val="ca-ES"/>
+        </w:rPr>
+        <w:t>ing</w:t>
       </w:r>
       <w:proofErr w:type="spellEnd"/>
       <w:r>
@@ -1683,7 +1894,14 @@
           <w:rFonts w:ascii="Arial" w:hAnsi="Arial" w:cs="Arial"/>
           <w:lang w:val="ca-ES"/>
         </w:rPr>
-        <w:t>cleaning</w:t>
+        <w:t>process</w:t>
+      </w:r>
+      <w:r>
+        <w:rPr>
+          <w:rFonts w:ascii="Arial" w:hAnsi="Arial" w:cs="Arial"/>
+          <w:lang w:val="ca-ES"/>
+        </w:rPr>
+        <w:t>ing</w:t>
       </w:r>
       <w:proofErr w:type="spellEnd"/>
       <w:r>
@@ -1863,6 +2081,64 @@
           <w:rFonts w:ascii="Arial" w:hAnsi="Arial" w:cs="Arial"/>
           <w:lang w:val="ca-ES"/>
         </w:rPr>
+        <w:t xml:space="preserve"> (</w:t>
+      </w:r>
+      <w:proofErr w:type="spellStart"/>
+      <w:r>
+        <w:rPr>
+          <w:rFonts w:ascii="Arial" w:hAnsi="Arial" w:cs="Arial"/>
+          <w:lang w:val="ca-ES"/>
+        </w:rPr>
+        <w:fldChar w:fldCharType="begin"/>
+      </w:r>
+      <w:r>
+        <w:rPr>
+          <w:rFonts w:ascii="Arial" w:hAnsi="Arial" w:cs="Arial"/>
+          <w:lang w:val="ca-ES"/>
+        </w:rPr>
+        <w:instrText>HYPERLINK "https://nap.transportes.gob.es/Files/Detail/1127"</w:instrText>
+      </w:r>
+      <w:r>
+        <w:rPr>
+          <w:rFonts w:ascii="Arial" w:hAnsi="Arial" w:cs="Arial"/>
+          <w:lang w:val="ca-ES"/>
+        </w:rPr>
+      </w:r>
+      <w:r>
+        <w:rPr>
+          <w:rFonts w:ascii="Arial" w:hAnsi="Arial" w:cs="Arial"/>
+          <w:lang w:val="ca-ES"/>
+        </w:rPr>
+        <w:fldChar w:fldCharType="separate"/>
+      </w:r>
+      <w:r>
+        <w:rPr>
+          <w:rStyle w:val="Hyperlink"/>
+          <w:rFonts w:ascii="Arial" w:hAnsi="Arial" w:cs="Arial"/>
+          <w:lang w:val="ca-ES"/>
+        </w:rPr>
+        <w:t>link</w:t>
+      </w:r>
+      <w:proofErr w:type="spellEnd"/>
+      <w:r>
+        <w:rPr>
+          <w:rFonts w:ascii="Arial" w:hAnsi="Arial" w:cs="Arial"/>
+          <w:lang w:val="ca-ES"/>
+        </w:rPr>
+        <w:fldChar w:fldCharType="end"/>
+      </w:r>
+      <w:r>
+        <w:rPr>
+          <w:rFonts w:ascii="Arial" w:hAnsi="Arial" w:cs="Arial"/>
+          <w:lang w:val="ca-ES"/>
+        </w:rPr>
+        <w:t>)</w:t>
+      </w:r>
+      <w:r>
+        <w:rPr>
+          <w:rFonts w:ascii="Arial" w:hAnsi="Arial" w:cs="Arial"/>
+          <w:lang w:val="ca-ES"/>
+        </w:rPr>
         <w:t xml:space="preserve">, web oficial del govern espanyol, encara es repeteix aquest patró. </w:t>
       </w:r>
     </w:p>
@@ -1883,6 +2159,7 @@
           <w:rFonts w:ascii="Arial" w:hAnsi="Arial" w:cs="Arial"/>
           <w:lang w:val="ca-ES"/>
         </w:rPr>
+        <w:lastRenderedPageBreak/>
         <w:t xml:space="preserve">Es dona la casualitat (o no) que </w:t>
       </w:r>
       <w:r>
@@ -2060,6 +2337,98 @@
         </w:rPr>
         <w:t xml:space="preserve"> el graf em baso en la </w:t>
       </w:r>
+      <w:r>
+        <w:rPr>
+          <w:rFonts w:ascii="Arial" w:hAnsi="Arial" w:cs="Arial"/>
+          <w:lang w:val="ca-ES"/>
+        </w:rPr>
+        <w:t xml:space="preserve">seqüència </w:t>
+      </w:r>
+      <w:r>
+        <w:rPr>
+          <w:rFonts w:ascii="Arial" w:hAnsi="Arial" w:cs="Arial"/>
+          <w:lang w:val="ca-ES"/>
+        </w:rPr>
+        <w:t>consecutiva del ‘</w:t>
+      </w:r>
+      <w:proofErr w:type="spellStart"/>
+      <w:r>
+        <w:rPr>
+          <w:rFonts w:ascii="Arial" w:hAnsi="Arial" w:cs="Arial"/>
+          <w:lang w:val="ca-ES"/>
+        </w:rPr>
+        <w:t>stop_sequence</w:t>
+      </w:r>
+      <w:proofErr w:type="spellEnd"/>
+      <w:r>
+        <w:rPr>
+          <w:rFonts w:ascii="Arial" w:hAnsi="Arial" w:cs="Arial"/>
+          <w:lang w:val="ca-ES"/>
+        </w:rPr>
+        <w:t xml:space="preserve">’, per no </w:t>
+      </w:r>
+      <w:r>
+        <w:rPr>
+          <w:rFonts w:ascii="Arial" w:hAnsi="Arial" w:cs="Arial"/>
+          <w:lang w:val="ca-ES"/>
+        </w:rPr>
+        <w:t xml:space="preserve">crear arestes </w:t>
+      </w:r>
+      <w:r>
+        <w:rPr>
+          <w:rFonts w:ascii="Arial" w:hAnsi="Arial" w:cs="Arial"/>
+          <w:lang w:val="ca-ES"/>
+        </w:rPr>
+        <w:t>inexistents</w:t>
+      </w:r>
+      <w:r>
+        <w:rPr>
+          <w:rFonts w:ascii="Arial" w:hAnsi="Arial" w:cs="Arial"/>
+          <w:lang w:val="ca-ES"/>
+        </w:rPr>
+        <w:t xml:space="preserve">, </w:t>
+      </w:r>
+      <w:r>
+        <w:rPr>
+          <w:rFonts w:ascii="Arial" w:hAnsi="Arial" w:cs="Arial"/>
+          <w:lang w:val="ca-ES"/>
+        </w:rPr>
+        <w:t xml:space="preserve">es necessari tractar aquest </w:t>
+      </w:r>
+      <w:r>
+        <w:rPr>
+          <w:rFonts w:ascii="Arial" w:hAnsi="Arial" w:cs="Arial"/>
+          <w:lang w:val="ca-ES"/>
+        </w:rPr>
+        <w:t>fenomen</w:t>
+      </w:r>
+      <w:r>
+        <w:rPr>
+          <w:rFonts w:ascii="Arial" w:hAnsi="Arial" w:cs="Arial"/>
+          <w:lang w:val="ca-ES"/>
+        </w:rPr>
+        <w:t>.</w:t>
+      </w:r>
+    </w:p>
+    <w:p>
+      <w:pPr>
+        <w:pStyle w:val="ListParagraph"/>
+        <w:numPr>
+          <w:ilvl w:val="1"/>
+          <w:numId w:val="1"/>
+        </w:numPr>
+        <w:rPr>
+          <w:rFonts w:ascii="Arial" w:hAnsi="Arial" w:cs="Arial"/>
+          <w:lang w:val="ca-ES"/>
+        </w:rPr>
+      </w:pPr>
+      <w:r>
+        <w:rPr>
+          <w:rFonts w:ascii="Arial" w:hAnsi="Arial" w:cs="Arial"/>
+          <w:lang w:val="ca-ES"/>
+        </w:rPr>
+        <w:t xml:space="preserve">La manera més senzilla que he trobat és trencar aquesta </w:t>
+      </w:r>
       <w:proofErr w:type="spellStart"/>
       <w:r>
         <w:rPr>
@@ -2074,7 +2443,697 @@
           <w:rFonts w:ascii="Arial" w:hAnsi="Arial" w:cs="Arial"/>
           <w:lang w:val="ca-ES"/>
         </w:rPr>
-        <w:t xml:space="preserve"> del ‘</w:t>
+        <w:t xml:space="preserve"> sumant 1 en les seqüències de parades </w:t>
+      </w:r>
+      <w:r>
+        <w:rPr>
+          <w:rFonts w:ascii="Arial" w:hAnsi="Arial" w:cs="Arial"/>
+          <w:lang w:val="ca-ES"/>
+        </w:rPr>
+        <w:t>incorrectes</w:t>
+      </w:r>
+      <w:r>
+        <w:rPr>
+          <w:rFonts w:ascii="Arial" w:hAnsi="Arial" w:cs="Arial"/>
+          <w:lang w:val="ca-ES"/>
+        </w:rPr>
+        <w:t xml:space="preserve"> </w:t>
+      </w:r>
+      <w:r>
+        <w:rPr>
+          <w:rFonts w:ascii="Arial" w:hAnsi="Arial" w:cs="Arial"/>
+          <w:lang w:val="ca-ES"/>
+        </w:rPr>
+        <w:t>i</w:t>
+      </w:r>
+      <w:r>
+        <w:rPr>
+          <w:rFonts w:ascii="Arial" w:hAnsi="Arial" w:cs="Arial"/>
+          <w:lang w:val="ca-ES"/>
+        </w:rPr>
+        <w:t xml:space="preserve"> en les de davant. Per exemple, la seqüència de parades: </w:t>
+      </w:r>
+    </w:p>
+    <w:p>
+      <w:pPr>
+        <w:pStyle w:val="ListParagraph"/>
+        <w:numPr>
+          <w:ilvl w:val="2"/>
+          <w:numId w:val="1"/>
+        </w:numPr>
+        <w:rPr>
+          <w:rFonts w:ascii="Arial" w:hAnsi="Arial" w:cs="Arial"/>
+          <w:lang w:val="ca-ES"/>
+        </w:rPr>
+      </w:pPr>
+      <w:r>
+        <w:rPr>
+          <w:rFonts w:ascii="Arial" w:hAnsi="Arial" w:cs="Arial"/>
+          <w:lang w:val="ca-ES"/>
+        </w:rPr>
+        <w:t>i – Aeroport T2</w:t>
+      </w:r>
+    </w:p>
+    <w:p>
+      <w:pPr>
+        <w:pStyle w:val="ListParagraph"/>
+        <w:numPr>
+          <w:ilvl w:val="2"/>
+          <w:numId w:val="1"/>
+        </w:numPr>
+        <w:rPr>
+          <w:rFonts w:ascii="Arial" w:hAnsi="Arial" w:cs="Arial"/>
+          <w:lang w:val="ca-ES"/>
+        </w:rPr>
+      </w:pPr>
+      <w:r>
+        <w:rPr>
+          <w:rFonts w:ascii="Arial" w:hAnsi="Arial" w:cs="Arial"/>
+          <w:lang w:val="ca-ES"/>
+        </w:rPr>
+        <w:t>i+1 – Parc Nou</w:t>
+      </w:r>
+    </w:p>
+    <w:p>
+      <w:pPr>
+        <w:pStyle w:val="ListParagraph"/>
+        <w:numPr>
+          <w:ilvl w:val="2"/>
+          <w:numId w:val="1"/>
+        </w:numPr>
+        <w:rPr>
+          <w:rFonts w:ascii="Arial" w:hAnsi="Arial" w:cs="Arial"/>
+          <w:lang w:val="ca-ES"/>
+        </w:rPr>
+      </w:pPr>
+      <w:r>
+        <w:rPr>
+          <w:rFonts w:ascii="Arial" w:hAnsi="Arial" w:cs="Arial"/>
+          <w:lang w:val="ca-ES"/>
+        </w:rPr>
+        <w:t xml:space="preserve">i+2 – Cèntric </w:t>
+      </w:r>
+    </w:p>
+    <w:p>
+      <w:pPr>
+        <w:ind w:left="1440"/>
+        <w:rPr>
+          <w:rFonts w:ascii="Arial" w:hAnsi="Arial" w:cs="Arial"/>
+          <w:lang w:val="ca-ES"/>
+        </w:rPr>
+      </w:pPr>
+      <w:r>
+        <w:rPr>
+          <w:rFonts w:ascii="Arial" w:hAnsi="Arial" w:cs="Arial"/>
+          <w:lang w:val="ca-ES"/>
+        </w:rPr>
+        <w:t>Passarà a ser:</w:t>
+      </w:r>
+    </w:p>
+    <w:p>
+      <w:pPr>
+        <w:pStyle w:val="ListParagraph"/>
+        <w:numPr>
+          <w:ilvl w:val="2"/>
+          <w:numId w:val="1"/>
+        </w:numPr>
+        <w:rPr>
+          <w:rFonts w:ascii="Arial" w:hAnsi="Arial" w:cs="Arial"/>
+          <w:lang w:val="ca-ES"/>
+        </w:rPr>
+      </w:pPr>
+      <w:r>
+        <w:rPr>
+          <w:rFonts w:ascii="Arial" w:hAnsi="Arial" w:cs="Arial"/>
+          <w:lang w:val="ca-ES"/>
+        </w:rPr>
+        <w:t>i – Aeroport T2</w:t>
+      </w:r>
+    </w:p>
+    <w:p>
+      <w:pPr>
+        <w:pStyle w:val="ListParagraph"/>
+        <w:numPr>
+          <w:ilvl w:val="2"/>
+          <w:numId w:val="1"/>
+        </w:numPr>
+        <w:rPr>
+          <w:rFonts w:ascii="Arial" w:hAnsi="Arial" w:cs="Arial"/>
+          <w:lang w:val="ca-ES"/>
+        </w:rPr>
+      </w:pPr>
+      <w:r>
+        <w:rPr>
+          <w:rFonts w:ascii="Arial" w:hAnsi="Arial" w:cs="Arial"/>
+          <w:lang w:val="ca-ES"/>
+        </w:rPr>
+        <w:t>i+2 – Parc Nou</w:t>
+      </w:r>
+    </w:p>
+    <w:p>
+      <w:pPr>
+        <w:pStyle w:val="ListParagraph"/>
+        <w:numPr>
+          <w:ilvl w:val="2"/>
+          <w:numId w:val="1"/>
+        </w:numPr>
+        <w:rPr>
+          <w:rFonts w:ascii="Arial" w:hAnsi="Arial" w:cs="Arial"/>
+          <w:lang w:val="ca-ES"/>
+        </w:rPr>
+      </w:pPr>
+      <w:r>
+        <w:rPr>
+          <w:rFonts w:ascii="Arial" w:hAnsi="Arial" w:cs="Arial"/>
+          <w:lang w:val="ca-ES"/>
+        </w:rPr>
+        <w:t xml:space="preserve">i+3 – Cèntric </w:t>
+      </w:r>
+    </w:p>
+    <w:p>
+      <w:pPr>
+        <w:ind w:left="1440"/>
+        <w:rPr>
+          <w:rFonts w:ascii="Arial" w:hAnsi="Arial" w:cs="Arial"/>
+          <w:lang w:val="ca-ES"/>
+        </w:rPr>
+      </w:pPr>
+      <w:r>
+        <w:rPr>
+          <w:rFonts w:ascii="Arial" w:hAnsi="Arial" w:cs="Arial"/>
+          <w:lang w:val="ca-ES"/>
+        </w:rPr>
+        <w:t xml:space="preserve">Cal recalcar que la regla d’incrementar la seqüència amb 1 s’aplica a tots els trams. És a dir, en el cas del tram de Les Moreres a Fira també incrementem amb 1 encara que hi hagi dues parades entremig perquè el nostre objectiu no és deixar clar quantes parades haurien d’haver entremig sinó trencar la </w:t>
+      </w:r>
+      <w:r>
+        <w:rPr>
+          <w:rFonts w:ascii="Arial" w:hAnsi="Arial" w:cs="Arial"/>
+          <w:lang w:val="ca-ES"/>
+        </w:rPr>
+        <w:t xml:space="preserve">seqüència </w:t>
+      </w:r>
+      <w:r>
+        <w:rPr>
+          <w:rFonts w:ascii="Arial" w:hAnsi="Arial" w:cs="Arial"/>
+          <w:lang w:val="ca-ES"/>
+        </w:rPr>
+        <w:t>consecutiva.</w:t>
+      </w:r>
+    </w:p>
+    <w:p>
+      <w:pPr>
+        <w:pStyle w:val="ListParagraph"/>
+        <w:numPr>
+          <w:ilvl w:val="1"/>
+          <w:numId w:val="1"/>
+        </w:numPr>
+        <w:rPr>
+          <w:rFonts w:ascii="Arial" w:hAnsi="Arial" w:cs="Arial"/>
+          <w:lang w:val="ca-ES"/>
+        </w:rPr>
+      </w:pPr>
+      <w:r>
+        <w:rPr>
+          <w:rFonts w:ascii="Arial" w:hAnsi="Arial" w:cs="Arial"/>
+          <w:lang w:val="ca-ES"/>
+        </w:rPr>
+        <w:t>D’aquesta manera, no perdem aquesta part de viatges amb parts errònies i ens assegurem que això no afecti al funcionament de l’algoritme.</w:t>
+      </w:r>
+    </w:p>
+    <w:p>
+      <w:pPr>
+        <w:pStyle w:val="ListParagraph"/>
+        <w:numPr>
+          <w:ilvl w:val="1"/>
+          <w:numId w:val="1"/>
+        </w:numPr>
+        <w:rPr>
+          <w:rFonts w:ascii="Arial" w:hAnsi="Arial" w:cs="Arial"/>
+          <w:lang w:val="ca-ES"/>
+        </w:rPr>
+      </w:pPr>
+      <w:r>
+        <w:rPr>
+          <w:rFonts w:ascii="Arial" w:hAnsi="Arial" w:cs="Arial"/>
+          <w:lang w:val="ca-ES"/>
+        </w:rPr>
+        <w:t>Finalment, es genera ‘.</w:t>
+      </w:r>
+      <w:proofErr w:type="spellStart"/>
+      <w:r>
+        <w:rPr>
+          <w:rFonts w:ascii="Arial" w:hAnsi="Arial" w:cs="Arial"/>
+          <w:lang w:val="ca-ES"/>
+        </w:rPr>
+        <w:t>src</w:t>
+      </w:r>
+      <w:proofErr w:type="spellEnd"/>
+      <w:r>
+        <w:rPr>
+          <w:rFonts w:ascii="Arial" w:hAnsi="Arial" w:cs="Arial"/>
+          <w:lang w:val="ca-ES"/>
+        </w:rPr>
+        <w:t>/</w:t>
+      </w:r>
+      <w:proofErr w:type="spellStart"/>
+      <w:r>
+        <w:rPr>
+          <w:rFonts w:ascii="Arial" w:hAnsi="Arial" w:cs="Arial"/>
+          <w:lang w:val="ca-ES"/>
+        </w:rPr>
+        <w:t>gtfs</w:t>
+      </w:r>
+      <w:proofErr w:type="spellEnd"/>
+      <w:r>
+        <w:rPr>
+          <w:rFonts w:ascii="Arial" w:hAnsi="Arial" w:cs="Arial"/>
+          <w:lang w:val="ca-ES"/>
+        </w:rPr>
+        <w:t>/data/3_stop_sequence/stop_times_sequence.txt’ a partir de ‘.</w:t>
+      </w:r>
+      <w:proofErr w:type="spellStart"/>
+      <w:r>
+        <w:rPr>
+          <w:rFonts w:ascii="Arial" w:hAnsi="Arial" w:cs="Arial"/>
+          <w:lang w:val="ca-ES"/>
+        </w:rPr>
+        <w:t>src</w:t>
+      </w:r>
+      <w:proofErr w:type="spellEnd"/>
+      <w:r>
+        <w:rPr>
+          <w:rFonts w:ascii="Arial" w:hAnsi="Arial" w:cs="Arial"/>
+          <w:lang w:val="ca-ES"/>
+        </w:rPr>
+        <w:t>/</w:t>
+      </w:r>
+      <w:proofErr w:type="spellStart"/>
+      <w:r>
+        <w:rPr>
+          <w:rFonts w:ascii="Arial" w:hAnsi="Arial" w:cs="Arial"/>
+          <w:lang w:val="ca-ES"/>
+        </w:rPr>
+        <w:t>gtfs</w:t>
+      </w:r>
+      <w:proofErr w:type="spellEnd"/>
+      <w:r>
+        <w:rPr>
+          <w:rFonts w:ascii="Arial" w:hAnsi="Arial" w:cs="Arial"/>
+          <w:lang w:val="ca-ES"/>
+        </w:rPr>
+        <w:t>/data/3_stop_sequence/wrong_stop_sequences.txt’ creat a ‘</w:t>
+      </w:r>
+      <w:proofErr w:type="spellStart"/>
+      <w:r>
+        <w:rPr>
+          <w:rFonts w:ascii="Arial" w:hAnsi="Arial" w:cs="Arial"/>
+          <w:lang w:val="ca-ES"/>
+        </w:rPr>
+        <w:t>data_validation</w:t>
+      </w:r>
+      <w:proofErr w:type="spellEnd"/>
+      <w:r>
+        <w:rPr>
+          <w:rFonts w:ascii="Arial" w:hAnsi="Arial" w:cs="Arial"/>
+          <w:lang w:val="ca-ES"/>
+        </w:rPr>
+        <w:t>/</w:t>
+      </w:r>
+      <w:proofErr w:type="spellStart"/>
+      <w:r>
+        <w:rPr>
+          <w:rFonts w:ascii="Arial" w:hAnsi="Arial" w:cs="Arial"/>
+          <w:lang w:val="ca-ES"/>
+        </w:rPr>
+        <w:t>checks</w:t>
+      </w:r>
+      <w:proofErr w:type="spellEnd"/>
+      <w:r>
+        <w:rPr>
+          <w:rFonts w:ascii="Arial" w:hAnsi="Arial" w:cs="Arial"/>
+          <w:lang w:val="ca-ES"/>
+        </w:rPr>
+        <w:t>/</w:t>
+      </w:r>
+      <w:proofErr w:type="spellStart"/>
+      <w:r>
+        <w:rPr>
+          <w:rFonts w:ascii="Arial" w:hAnsi="Arial" w:cs="Arial"/>
+          <w:lang w:val="ca-ES"/>
+        </w:rPr>
+        <w:t>stop_times_checks.ipynb</w:t>
+      </w:r>
+      <w:proofErr w:type="spellEnd"/>
+      <w:r>
+        <w:rPr>
+          <w:rFonts w:ascii="Arial" w:hAnsi="Arial" w:cs="Arial"/>
+          <w:lang w:val="ca-ES"/>
+        </w:rPr>
+        <w:t>’.</w:t>
+      </w:r>
+    </w:p>
+    <w:p>
+      <w:pPr>
+        <w:pStyle w:val="ListParagraph"/>
+        <w:numPr>
+          <w:ilvl w:val="0"/>
+          <w:numId w:val="1"/>
+        </w:numPr>
+        <w:rPr>
+          <w:rFonts w:ascii="Arial" w:hAnsi="Arial" w:cs="Arial"/>
+          <w:lang w:val="ca-ES"/>
+        </w:rPr>
+      </w:pPr>
+      <w:r>
+        <w:rPr>
+          <w:rFonts w:ascii="Arial" w:hAnsi="Arial" w:cs="Arial"/>
+          <w:lang w:val="ca-ES"/>
+        </w:rPr>
+        <w:t>data_validation/processing/4_doors_time.py</w:t>
+      </w:r>
+    </w:p>
+    <w:p>
+      <w:pPr>
+        <w:pStyle w:val="ListParagraph"/>
+        <w:numPr>
+          <w:ilvl w:val="1"/>
+          <w:numId w:val="1"/>
+        </w:numPr>
+        <w:rPr>
+          <w:rFonts w:ascii="Arial" w:hAnsi="Arial" w:cs="Arial"/>
+          <w:lang w:val="ca-ES"/>
+        </w:rPr>
+      </w:pPr>
+      <w:r>
+        <w:rPr>
+          <w:rFonts w:ascii="Arial" w:hAnsi="Arial" w:cs="Arial"/>
+          <w:lang w:val="ca-ES"/>
+        </w:rPr>
+        <w:t>A ‘</w:t>
+      </w:r>
+      <w:proofErr w:type="spellStart"/>
+      <w:r>
+        <w:rPr>
+          <w:rFonts w:ascii="Arial" w:hAnsi="Arial" w:cs="Arial"/>
+          <w:lang w:val="ca-ES"/>
+        </w:rPr>
+        <w:t>data_validation</w:t>
+      </w:r>
+      <w:proofErr w:type="spellEnd"/>
+      <w:r>
+        <w:rPr>
+          <w:rFonts w:ascii="Arial" w:hAnsi="Arial" w:cs="Arial"/>
+          <w:lang w:val="ca-ES"/>
+        </w:rPr>
+        <w:t>/</w:t>
+      </w:r>
+      <w:proofErr w:type="spellStart"/>
+      <w:r>
+        <w:rPr>
+          <w:rFonts w:ascii="Arial" w:hAnsi="Arial" w:cs="Arial"/>
+          <w:lang w:val="ca-ES"/>
+        </w:rPr>
+        <w:t>checks</w:t>
+      </w:r>
+      <w:proofErr w:type="spellEnd"/>
+      <w:r>
+        <w:rPr>
+          <w:rFonts w:ascii="Arial" w:hAnsi="Arial" w:cs="Arial"/>
+          <w:lang w:val="ca-ES"/>
+        </w:rPr>
+        <w:t>/</w:t>
+      </w:r>
+      <w:proofErr w:type="spellStart"/>
+      <w:r>
+        <w:rPr>
+          <w:rFonts w:ascii="Arial" w:hAnsi="Arial" w:cs="Arial"/>
+          <w:lang w:val="ca-ES"/>
+        </w:rPr>
+        <w:t>stop_times_checks.ipynb</w:t>
+      </w:r>
+      <w:proofErr w:type="spellEnd"/>
+      <w:r>
+        <w:rPr>
+          <w:rFonts w:ascii="Arial" w:hAnsi="Arial" w:cs="Arial"/>
+          <w:lang w:val="ca-ES"/>
+        </w:rPr>
+        <w:t xml:space="preserve">’ hem vist que hi ha viatges en els què hi ha parades amb el mateix temps d’arribada i sortida del metro. </w:t>
+      </w:r>
+    </w:p>
+    <w:p>
+      <w:pPr>
+        <w:pStyle w:val="ListParagraph"/>
+        <w:numPr>
+          <w:ilvl w:val="1"/>
+          <w:numId w:val="1"/>
+        </w:numPr>
+        <w:rPr>
+          <w:rFonts w:ascii="Arial" w:hAnsi="Arial" w:cs="Arial"/>
+          <w:color w:val="808080" w:themeColor="background1" w:themeShade="80"/>
+          <w:lang w:val="ca-ES"/>
+        </w:rPr>
+      </w:pPr>
+      <w:r>
+        <w:rPr>
+          <w:rFonts w:ascii="Arial" w:hAnsi="Arial" w:cs="Arial"/>
+          <w:lang w:val="ca-ES"/>
+        </w:rPr>
+        <w:t xml:space="preserve">Això es deu a què quan el metro arriba a una parada final de línia, el conductor s’ha de baixar per canviar-se a la cabina contrària. Durant aquest temps i en el què el </w:t>
+      </w:r>
+      <w:r>
+        <w:rPr>
+          <w:rFonts w:ascii="Arial" w:hAnsi="Arial" w:cs="Arial"/>
+          <w:lang w:val="ca-ES"/>
+        </w:rPr>
+        <w:t>conductor</w:t>
+      </w:r>
+      <w:r>
+        <w:rPr>
+          <w:rFonts w:ascii="Arial" w:hAnsi="Arial" w:cs="Arial"/>
+          <w:lang w:val="ca-ES"/>
+        </w:rPr>
+        <w:t xml:space="preserve"> s’ha d’esperar a arrencar el metro de nou, les portes estan obertes. És a dir, els passatgers no només tenen 20 segons per </w:t>
+      </w:r>
+      <w:r>
+        <w:rPr>
+          <w:rFonts w:ascii="Arial" w:hAnsi="Arial" w:cs="Arial"/>
+          <w:lang w:val="ca-ES"/>
+        </w:rPr>
+        <w:t>pujar</w:t>
+      </w:r>
+      <w:r>
+        <w:rPr>
+          <w:rFonts w:ascii="Arial" w:hAnsi="Arial" w:cs="Arial"/>
+          <w:lang w:val="ca-ES"/>
+        </w:rPr>
+        <w:t xml:space="preserve">, sinó tot el temps d’espera entre un </w:t>
+      </w:r>
+      <w:r>
+        <w:rPr>
+          <w:rFonts w:ascii="Arial" w:hAnsi="Arial" w:cs="Arial"/>
+          <w:lang w:val="ca-ES"/>
+        </w:rPr>
+        <w:lastRenderedPageBreak/>
+        <w:t>metro i un altre</w:t>
+      </w:r>
+      <w:r>
+        <w:rPr>
+          <w:rFonts w:ascii="Arial" w:hAnsi="Arial" w:cs="Arial"/>
+          <w:lang w:val="ca-ES"/>
+        </w:rPr>
+        <w:t xml:space="preserve">. </w:t>
+      </w:r>
+      <w:r>
+        <w:rPr>
+          <w:rFonts w:ascii="Arial" w:hAnsi="Arial" w:cs="Arial"/>
+          <w:color w:val="808080" w:themeColor="background1" w:themeShade="80"/>
+          <w:lang w:val="ca-ES"/>
+        </w:rPr>
+        <w:t xml:space="preserve">Això no genera retards perquè normalment hi ha dos metros a la vegada en aquest procés i ja està contemplat en els horaris. </w:t>
+      </w:r>
+    </w:p>
+    <w:p>
+      <w:pPr>
+        <w:pStyle w:val="ListParagraph"/>
+        <w:numPr>
+          <w:ilvl w:val="1"/>
+          <w:numId w:val="1"/>
+        </w:numPr>
+        <w:rPr>
+          <w:rFonts w:ascii="Arial" w:hAnsi="Arial" w:cs="Arial"/>
+          <w:lang w:val="ca-ES"/>
+        </w:rPr>
+      </w:pPr>
+      <w:r>
+        <w:rPr>
+          <w:rFonts w:ascii="Arial" w:hAnsi="Arial" w:cs="Arial"/>
+          <w:lang w:val="ca-ES"/>
+        </w:rPr>
+        <w:t xml:space="preserve">De totes maneres, aquest esdeveniment </w:t>
+      </w:r>
+      <w:r>
+        <w:rPr>
+          <w:rFonts w:ascii="Arial" w:hAnsi="Arial" w:cs="Arial"/>
+          <w:lang w:val="ca-ES"/>
+        </w:rPr>
+        <w:t xml:space="preserve">(el de tenir hora d’arribada i de sortida iguals, no el del que el metro estigui a l’andana varis minuts) </w:t>
+      </w:r>
+      <w:r>
+        <w:rPr>
+          <w:rFonts w:ascii="Arial" w:hAnsi="Arial" w:cs="Arial"/>
+          <w:lang w:val="ca-ES"/>
+        </w:rPr>
+        <w:t>no només passa a les parades límit sinó en les què s’inicia o es finalitza un viatge</w:t>
+      </w:r>
+      <w:r>
+        <w:rPr>
+          <w:rFonts w:ascii="Arial" w:hAnsi="Arial" w:cs="Arial"/>
+          <w:lang w:val="ca-ES"/>
+        </w:rPr>
+        <w:t>, a vegades diferents de les límits oficials (per tal d’assegurar la cobertura del servei en hores</w:t>
+      </w:r>
+      <w:r>
+        <w:rPr>
+          <w:rFonts w:ascii="Arial" w:hAnsi="Arial" w:cs="Arial"/>
+          <w:lang w:val="ca-ES"/>
+        </w:rPr>
+        <w:t xml:space="preserve"> primerenques</w:t>
+      </w:r>
+      <w:r>
+        <w:rPr>
+          <w:rFonts w:ascii="Arial" w:hAnsi="Arial" w:cs="Arial"/>
+          <w:lang w:val="ca-ES"/>
+        </w:rPr>
+        <w:t xml:space="preserve"> o tardanes).</w:t>
+      </w:r>
+      <w:r>
+        <w:rPr>
+          <w:rFonts w:ascii="Arial" w:hAnsi="Arial" w:cs="Arial"/>
+          <w:lang w:val="ca-ES"/>
+        </w:rPr>
+        <w:t xml:space="preserve"> </w:t>
+      </w:r>
+    </w:p>
+    <w:p>
+      <w:pPr>
+        <w:pStyle w:val="ListParagraph"/>
+        <w:numPr>
+          <w:ilvl w:val="1"/>
+          <w:numId w:val="1"/>
+        </w:numPr>
+        <w:rPr>
+          <w:rFonts w:ascii="Arial" w:hAnsi="Arial" w:cs="Arial"/>
+          <w:lang w:val="ca-ES"/>
+        </w:rPr>
+      </w:pPr>
+      <w:r>
+        <w:rPr>
+          <w:rFonts w:ascii="Arial" w:hAnsi="Arial" w:cs="Arial"/>
+          <w:lang w:val="ca-ES"/>
+        </w:rPr>
+        <w:t xml:space="preserve">Això és un problema a l’hora de calcular els pesos de les arestes del graf que estem </w:t>
+      </w:r>
+      <w:r>
+        <w:rPr>
+          <w:rFonts w:ascii="Arial" w:hAnsi="Arial" w:cs="Arial"/>
+          <w:lang w:val="ca-ES"/>
+        </w:rPr>
+        <w:t>construint</w:t>
+      </w:r>
+      <w:r>
+        <w:rPr>
+          <w:rFonts w:ascii="Arial" w:hAnsi="Arial" w:cs="Arial"/>
+          <w:lang w:val="ca-ES"/>
+        </w:rPr>
+        <w:t xml:space="preserve">. No només perquè no és coherent considerar el temps d’obertura i tancament de portes a les parades intermèdies i a les límit no, sinó que quan calculem la mitjana a les parades </w:t>
+      </w:r>
+      <w:r>
+        <w:rPr>
+          <w:rFonts w:ascii="Arial" w:hAnsi="Arial" w:cs="Arial"/>
+          <w:lang w:val="ca-ES"/>
+        </w:rPr>
+        <w:t>intermèdies</w:t>
+      </w:r>
+      <w:r>
+        <w:rPr>
+          <w:rFonts w:ascii="Arial" w:hAnsi="Arial" w:cs="Arial"/>
+          <w:lang w:val="ca-ES"/>
+        </w:rPr>
+        <w:t xml:space="preserve"> estem tenint en compte viatges en els què aquest temps és nul.</w:t>
+      </w:r>
+    </w:p>
+    <w:p>
+      <w:pPr>
+        <w:pStyle w:val="ListParagraph"/>
+        <w:numPr>
+          <w:ilvl w:val="1"/>
+          <w:numId w:val="1"/>
+        </w:numPr>
+        <w:rPr>
+          <w:rFonts w:ascii="Arial" w:hAnsi="Arial" w:cs="Arial"/>
+          <w:lang w:val="ca-ES"/>
+        </w:rPr>
+      </w:pPr>
+      <w:r>
+        <w:rPr>
+          <w:rFonts w:ascii="Arial" w:hAnsi="Arial" w:cs="Arial"/>
+          <w:lang w:val="ca-ES"/>
+        </w:rPr>
+        <w:t>Per simplicitat, volem que els pesos de les arestes siguin fixes i no variables en funció de si s’agafa el metro en aquella parada o no (temps de portes nul o no respectivament). Per tant, hem de modificar “artificialment” aquest esdeveniment.</w:t>
+      </w:r>
+    </w:p>
+    <w:p>
+      <w:pPr>
+        <w:pStyle w:val="ListParagraph"/>
+        <w:numPr>
+          <w:ilvl w:val="1"/>
+          <w:numId w:val="1"/>
+        </w:numPr>
+        <w:rPr>
+          <w:rFonts w:ascii="Arial" w:hAnsi="Arial" w:cs="Arial"/>
+          <w:lang w:val="ca-ES"/>
+        </w:rPr>
+      </w:pPr>
+      <w:r>
+        <w:rPr>
+          <w:rFonts w:ascii="Arial" w:hAnsi="Arial" w:cs="Arial"/>
+          <w:lang w:val="ca-ES"/>
+        </w:rPr>
+        <w:t>El temps que es modificarà a cada andana (només als viatges en els què l’esdeveniment succeeixi) i el motiu d’aquesta elecció ve explicat a</w:t>
+      </w:r>
+      <w:r>
+        <w:rPr>
+          <w:rFonts w:ascii="Arial" w:hAnsi="Arial" w:cs="Arial"/>
+          <w:lang w:val="ca-ES"/>
+        </w:rPr>
+        <w:t>munt</w:t>
+      </w:r>
+      <w:r>
+        <w:rPr>
+          <w:rFonts w:ascii="Arial" w:hAnsi="Arial" w:cs="Arial"/>
+          <w:lang w:val="ca-ES"/>
+        </w:rPr>
+        <w:t xml:space="preserve"> al mòdul de les comprovacions. </w:t>
+      </w:r>
+    </w:p>
+    <w:p>
+      <w:pPr>
+        <w:pStyle w:val="ListParagraph"/>
+        <w:numPr>
+          <w:ilvl w:val="1"/>
+          <w:numId w:val="1"/>
+        </w:numPr>
+        <w:rPr>
+          <w:rFonts w:ascii="Arial" w:hAnsi="Arial" w:cs="Arial"/>
+          <w:lang w:val="ca-ES"/>
+        </w:rPr>
+      </w:pPr>
+      <w:r>
+        <w:rPr>
+          <w:rFonts w:ascii="Arial" w:hAnsi="Arial" w:cs="Arial"/>
+          <w:lang w:val="ca-ES"/>
+        </w:rPr>
+        <w:t>En el cas que l’andana sigui l’inici del viatge (ho sabem calculant el mínim i el màxim del ‘</w:t>
       </w:r>
       <w:proofErr w:type="spellStart"/>
       <w:r>
@@ -2090,49 +3149,7 @@
           <w:rFonts w:ascii="Arial" w:hAnsi="Arial" w:cs="Arial"/>
           <w:lang w:val="ca-ES"/>
         </w:rPr>
-        <w:t xml:space="preserve">’, per no </w:t>
-      </w:r>
-      <w:r>
-        <w:rPr>
-          <w:rFonts w:ascii="Arial" w:hAnsi="Arial" w:cs="Arial"/>
-          <w:lang w:val="ca-ES"/>
-        </w:rPr>
-        <w:t xml:space="preserve">crear arestes </w:t>
-      </w:r>
-      <w:r>
-        <w:rPr>
-          <w:rFonts w:ascii="Arial" w:hAnsi="Arial" w:cs="Arial"/>
-          <w:lang w:val="ca-ES"/>
-        </w:rPr>
-        <w:t>inexistents</w:t>
-      </w:r>
-      <w:r>
-        <w:rPr>
-          <w:rFonts w:ascii="Arial" w:hAnsi="Arial" w:cs="Arial"/>
-          <w:lang w:val="ca-ES"/>
-        </w:rPr>
-        <w:t xml:space="preserve">, </w:t>
-      </w:r>
-      <w:r>
-        <w:rPr>
-          <w:rFonts w:ascii="Arial" w:hAnsi="Arial" w:cs="Arial"/>
-          <w:lang w:val="ca-ES"/>
-        </w:rPr>
-        <w:t xml:space="preserve">es necessari tractar aquest </w:t>
-      </w:r>
-      <w:r>
-        <w:rPr>
-          <w:rFonts w:ascii="Arial" w:hAnsi="Arial" w:cs="Arial"/>
-          <w:lang w:val="ca-ES"/>
-        </w:rPr>
-        <w:t>fenomen</w:t>
-      </w:r>
-      <w:r>
-        <w:rPr>
-          <w:rFonts w:ascii="Arial" w:hAnsi="Arial" w:cs="Arial"/>
-          <w:lang w:val="ca-ES"/>
-        </w:rPr>
-        <w:t>.</w:t>
+        <w:t xml:space="preserve">’ per cada viatge), es restarà el temps indicat a ‘doors.txt’ a l’hora d’arribada. En cas contrari (l’andana és el final del viatge), se li sumarà el temps a l’hora de sortida. </w:t>
       </w:r>
     </w:p>
     <w:p>
@@ -2152,656 +3169,14 @@
           <w:rFonts w:ascii="Arial" w:hAnsi="Arial" w:cs="Arial"/>
           <w:lang w:val="ca-ES"/>
         </w:rPr>
-        <w:lastRenderedPageBreak/>
-        <w:t xml:space="preserve">La manera més senzilla que he trobat és trencar aquesta </w:t>
-      </w:r>
-      <w:proofErr w:type="spellStart"/>
-      <w:r>
-        <w:rPr>
-          <w:rFonts w:ascii="Arial" w:hAnsi="Arial" w:cs="Arial"/>
-          <w:lang w:val="ca-ES"/>
-        </w:rPr>
-        <w:t>consecutivitat</w:t>
-      </w:r>
-      <w:proofErr w:type="spellEnd"/>
-      <w:r>
-        <w:rPr>
-          <w:rFonts w:ascii="Arial" w:hAnsi="Arial" w:cs="Arial"/>
-          <w:lang w:val="ca-ES"/>
-        </w:rPr>
-        <w:t xml:space="preserve"> sumant 1 en les seqüències de parades </w:t>
-      </w:r>
-      <w:r>
-        <w:rPr>
-          <w:rFonts w:ascii="Arial" w:hAnsi="Arial" w:cs="Arial"/>
-          <w:lang w:val="ca-ES"/>
-        </w:rPr>
-        <w:t>incorrectes</w:t>
-      </w:r>
-      <w:r>
-        <w:rPr>
-          <w:rFonts w:ascii="Arial" w:hAnsi="Arial" w:cs="Arial"/>
-          <w:lang w:val="ca-ES"/>
-        </w:rPr>
-        <w:t xml:space="preserve"> </w:t>
-      </w:r>
-      <w:r>
-        <w:rPr>
-          <w:rFonts w:ascii="Arial" w:hAnsi="Arial" w:cs="Arial"/>
-          <w:lang w:val="ca-ES"/>
-        </w:rPr>
-        <w:t>i</w:t>
-      </w:r>
-      <w:r>
-        <w:rPr>
-          <w:rFonts w:ascii="Arial" w:hAnsi="Arial" w:cs="Arial"/>
-          <w:lang w:val="ca-ES"/>
-        </w:rPr>
-        <w:t xml:space="preserve"> en les de davant. Per exemple, la seqüència de parades: </w:t>
-      </w:r>
-    </w:p>
-    <w:p>
-      <w:pPr>
-        <w:pStyle w:val="ListParagraph"/>
-        <w:numPr>
-          <w:ilvl w:val="2"/>
-          <w:numId w:val="1"/>
-        </w:numPr>
-        <w:rPr>
-          <w:rFonts w:ascii="Arial" w:hAnsi="Arial" w:cs="Arial"/>
-          <w:lang w:val="ca-ES"/>
-        </w:rPr>
-      </w:pPr>
-      <w:r>
-        <w:rPr>
-          <w:rFonts w:ascii="Arial" w:hAnsi="Arial" w:cs="Arial"/>
-          <w:lang w:val="ca-ES"/>
-        </w:rPr>
-        <w:t>i – Aeroport T2</w:t>
-      </w:r>
-    </w:p>
-    <w:p>
-      <w:pPr>
-        <w:pStyle w:val="ListParagraph"/>
-        <w:numPr>
-          <w:ilvl w:val="2"/>
-          <w:numId w:val="1"/>
-        </w:numPr>
-        <w:rPr>
-          <w:rFonts w:ascii="Arial" w:hAnsi="Arial" w:cs="Arial"/>
-          <w:lang w:val="ca-ES"/>
-        </w:rPr>
-      </w:pPr>
-      <w:r>
-        <w:rPr>
-          <w:rFonts w:ascii="Arial" w:hAnsi="Arial" w:cs="Arial"/>
-          <w:lang w:val="ca-ES"/>
-        </w:rPr>
-        <w:t>i+1 – Parc Nou</w:t>
-      </w:r>
-    </w:p>
-    <w:p>
-      <w:pPr>
-        <w:pStyle w:val="ListParagraph"/>
-        <w:numPr>
-          <w:ilvl w:val="2"/>
-          <w:numId w:val="1"/>
-        </w:numPr>
-        <w:rPr>
-          <w:rFonts w:ascii="Arial" w:hAnsi="Arial" w:cs="Arial"/>
-          <w:lang w:val="ca-ES"/>
-        </w:rPr>
-      </w:pPr>
-      <w:r>
-        <w:rPr>
-          <w:rFonts w:ascii="Arial" w:hAnsi="Arial" w:cs="Arial"/>
-          <w:lang w:val="ca-ES"/>
-        </w:rPr>
-        <w:t xml:space="preserve">i+2 – Cèntric </w:t>
-      </w:r>
-    </w:p>
-    <w:p>
-      <w:pPr>
-        <w:ind w:left="1440"/>
-        <w:rPr>
-          <w:rFonts w:ascii="Arial" w:hAnsi="Arial" w:cs="Arial"/>
-          <w:lang w:val="ca-ES"/>
-        </w:rPr>
-      </w:pPr>
-      <w:r>
-        <w:rPr>
-          <w:rFonts w:ascii="Arial" w:hAnsi="Arial" w:cs="Arial"/>
-          <w:lang w:val="ca-ES"/>
-        </w:rPr>
-        <w:t>Passarà a ser:</w:t>
-      </w:r>
-    </w:p>
-    <w:p>
-      <w:pPr>
-        <w:pStyle w:val="ListParagraph"/>
-        <w:numPr>
-          <w:ilvl w:val="2"/>
-          <w:numId w:val="1"/>
-        </w:numPr>
-        <w:rPr>
-          <w:rFonts w:ascii="Arial" w:hAnsi="Arial" w:cs="Arial"/>
-          <w:lang w:val="ca-ES"/>
-        </w:rPr>
-      </w:pPr>
-      <w:r>
-        <w:rPr>
-          <w:rFonts w:ascii="Arial" w:hAnsi="Arial" w:cs="Arial"/>
-          <w:lang w:val="ca-ES"/>
-        </w:rPr>
-        <w:t>i – Aeroport T2</w:t>
-      </w:r>
-    </w:p>
-    <w:p>
-      <w:pPr>
-        <w:pStyle w:val="ListParagraph"/>
-        <w:numPr>
-          <w:ilvl w:val="2"/>
-          <w:numId w:val="1"/>
-        </w:numPr>
-        <w:rPr>
-          <w:rFonts w:ascii="Arial" w:hAnsi="Arial" w:cs="Arial"/>
-          <w:lang w:val="ca-ES"/>
-        </w:rPr>
-      </w:pPr>
-      <w:r>
-        <w:rPr>
-          <w:rFonts w:ascii="Arial" w:hAnsi="Arial" w:cs="Arial"/>
-          <w:lang w:val="ca-ES"/>
-        </w:rPr>
-        <w:t>i+2 – Parc Nou</w:t>
-      </w:r>
-    </w:p>
-    <w:p>
-      <w:pPr>
-        <w:pStyle w:val="ListParagraph"/>
-        <w:numPr>
-          <w:ilvl w:val="2"/>
-          <w:numId w:val="1"/>
-        </w:numPr>
-        <w:rPr>
-          <w:rFonts w:ascii="Arial" w:hAnsi="Arial" w:cs="Arial"/>
-          <w:lang w:val="ca-ES"/>
-        </w:rPr>
-      </w:pPr>
-      <w:r>
-        <w:rPr>
-          <w:rFonts w:ascii="Arial" w:hAnsi="Arial" w:cs="Arial"/>
-          <w:lang w:val="ca-ES"/>
-        </w:rPr>
-        <w:t xml:space="preserve">i+3 – Cèntric </w:t>
-      </w:r>
-    </w:p>
-    <w:p>
-      <w:pPr>
-        <w:ind w:left="1440"/>
-        <w:rPr>
-          <w:rFonts w:ascii="Arial" w:hAnsi="Arial" w:cs="Arial"/>
-          <w:lang w:val="ca-ES"/>
-        </w:rPr>
-      </w:pPr>
-      <w:r>
-        <w:rPr>
-          <w:rFonts w:ascii="Arial" w:hAnsi="Arial" w:cs="Arial"/>
-          <w:lang w:val="ca-ES"/>
-        </w:rPr>
-        <w:t xml:space="preserve">Cal recalcar que la regla d’incrementar la seqüència amb 1 s’aplica a tots els trams. És a dir, en el cas del tram de Les Moreres a Fira també incrementem amb 1 encara que hi hagi dues parades entremig perquè el nostre objectiu no és deixar clar quantes parades haurien d’haver entremig sinó trencar la </w:t>
-      </w:r>
-      <w:proofErr w:type="spellStart"/>
-      <w:r>
-        <w:rPr>
-          <w:rFonts w:ascii="Arial" w:hAnsi="Arial" w:cs="Arial"/>
-          <w:lang w:val="ca-ES"/>
-        </w:rPr>
-        <w:t>consecutivitat</w:t>
-      </w:r>
-      <w:proofErr w:type="spellEnd"/>
-      <w:r>
-        <w:rPr>
-          <w:rFonts w:ascii="Arial" w:hAnsi="Arial" w:cs="Arial"/>
-          <w:lang w:val="ca-ES"/>
-        </w:rPr>
-        <w:t>.</w:t>
-      </w:r>
-    </w:p>
-    <w:p>
-      <w:pPr>
-        <w:pStyle w:val="ListParagraph"/>
-        <w:numPr>
-          <w:ilvl w:val="1"/>
-          <w:numId w:val="1"/>
-        </w:numPr>
-        <w:rPr>
-          <w:rFonts w:ascii="Arial" w:hAnsi="Arial" w:cs="Arial"/>
-          <w:lang w:val="ca-ES"/>
-        </w:rPr>
-      </w:pPr>
-      <w:r>
-        <w:rPr>
-          <w:rFonts w:ascii="Arial" w:hAnsi="Arial" w:cs="Arial"/>
-          <w:lang w:val="ca-ES"/>
-        </w:rPr>
-        <w:t>Finalment, es genera ‘.</w:t>
-      </w:r>
-      <w:proofErr w:type="spellStart"/>
-      <w:r>
-        <w:rPr>
-          <w:rFonts w:ascii="Arial" w:hAnsi="Arial" w:cs="Arial"/>
-          <w:lang w:val="ca-ES"/>
-        </w:rPr>
-        <w:t>src</w:t>
-      </w:r>
-      <w:proofErr w:type="spellEnd"/>
-      <w:r>
-        <w:rPr>
-          <w:rFonts w:ascii="Arial" w:hAnsi="Arial" w:cs="Arial"/>
-          <w:lang w:val="ca-ES"/>
-        </w:rPr>
-        <w:t>/</w:t>
-      </w:r>
-      <w:proofErr w:type="spellStart"/>
-      <w:r>
-        <w:rPr>
-          <w:rFonts w:ascii="Arial" w:hAnsi="Arial" w:cs="Arial"/>
-          <w:lang w:val="ca-ES"/>
-        </w:rPr>
-        <w:t>gtfs</w:t>
-      </w:r>
-      <w:proofErr w:type="spellEnd"/>
-      <w:r>
-        <w:rPr>
-          <w:rFonts w:ascii="Arial" w:hAnsi="Arial" w:cs="Arial"/>
-          <w:lang w:val="ca-ES"/>
-        </w:rPr>
-        <w:t>/data/3_stop_sequence/stop_times_sequence.txt’ a partir de ‘.</w:t>
-      </w:r>
-      <w:proofErr w:type="spellStart"/>
-      <w:r>
-        <w:rPr>
-          <w:rFonts w:ascii="Arial" w:hAnsi="Arial" w:cs="Arial"/>
-          <w:lang w:val="ca-ES"/>
-        </w:rPr>
-        <w:t>src</w:t>
-      </w:r>
-      <w:proofErr w:type="spellEnd"/>
-      <w:r>
-        <w:rPr>
-          <w:rFonts w:ascii="Arial" w:hAnsi="Arial" w:cs="Arial"/>
-          <w:lang w:val="ca-ES"/>
-        </w:rPr>
-        <w:t>/</w:t>
-      </w:r>
-      <w:proofErr w:type="spellStart"/>
-      <w:r>
-        <w:rPr>
-          <w:rFonts w:ascii="Arial" w:hAnsi="Arial" w:cs="Arial"/>
-          <w:lang w:val="ca-ES"/>
-        </w:rPr>
-        <w:t>gtfs</w:t>
-      </w:r>
-      <w:proofErr w:type="spellEnd"/>
-      <w:r>
-        <w:rPr>
-          <w:rFonts w:ascii="Arial" w:hAnsi="Arial" w:cs="Arial"/>
-          <w:lang w:val="ca-ES"/>
-        </w:rPr>
-        <w:t>/data/3_stop_sequence/wrong_stop_sequences.txt’ creat a ‘</w:t>
-      </w:r>
-      <w:proofErr w:type="spellStart"/>
-      <w:r>
-        <w:rPr>
-          <w:rFonts w:ascii="Arial" w:hAnsi="Arial" w:cs="Arial"/>
-          <w:lang w:val="ca-ES"/>
-        </w:rPr>
-        <w:t>data_validation</w:t>
-      </w:r>
-      <w:proofErr w:type="spellEnd"/>
-      <w:r>
-        <w:rPr>
-          <w:rFonts w:ascii="Arial" w:hAnsi="Arial" w:cs="Arial"/>
-          <w:lang w:val="ca-ES"/>
-        </w:rPr>
-        <w:t>/</w:t>
-      </w:r>
-      <w:proofErr w:type="spellStart"/>
-      <w:r>
-        <w:rPr>
-          <w:rFonts w:ascii="Arial" w:hAnsi="Arial" w:cs="Arial"/>
-          <w:lang w:val="ca-ES"/>
-        </w:rPr>
-        <w:t>checks</w:t>
-      </w:r>
-      <w:proofErr w:type="spellEnd"/>
-      <w:r>
-        <w:rPr>
-          <w:rFonts w:ascii="Arial" w:hAnsi="Arial" w:cs="Arial"/>
-          <w:lang w:val="ca-ES"/>
-        </w:rPr>
-        <w:t>/3_stop_times_checks.ipynb’.</w:t>
-      </w:r>
-    </w:p>
-    <w:p>
-      <w:pPr>
-        <w:pStyle w:val="ListParagraph"/>
-        <w:numPr>
-          <w:ilvl w:val="0"/>
-          <w:numId w:val="1"/>
-        </w:numPr>
-        <w:rPr>
-          <w:rFonts w:ascii="Arial" w:hAnsi="Arial" w:cs="Arial"/>
-          <w:lang w:val="ca-ES"/>
-        </w:rPr>
-      </w:pPr>
-      <w:r>
-        <w:rPr>
-          <w:rFonts w:ascii="Arial" w:hAnsi="Arial" w:cs="Arial"/>
-          <w:lang w:val="ca-ES"/>
-        </w:rPr>
-        <w:t>data_validation/processing/4_doors_time.py</w:t>
-      </w:r>
-    </w:p>
-    <w:p>
-      <w:pPr>
-        <w:pStyle w:val="ListParagraph"/>
-        <w:numPr>
-          <w:ilvl w:val="1"/>
-          <w:numId w:val="1"/>
-        </w:numPr>
-        <w:rPr>
-          <w:rFonts w:ascii="Arial" w:hAnsi="Arial" w:cs="Arial"/>
-          <w:lang w:val="ca-ES"/>
-        </w:rPr>
-      </w:pPr>
-      <w:r>
-        <w:rPr>
-          <w:rFonts w:ascii="Arial" w:hAnsi="Arial" w:cs="Arial"/>
-          <w:lang w:val="ca-ES"/>
-        </w:rPr>
-        <w:t>A ‘</w:t>
-      </w:r>
-      <w:proofErr w:type="spellStart"/>
-      <w:r>
-        <w:rPr>
-          <w:rFonts w:ascii="Arial" w:hAnsi="Arial" w:cs="Arial"/>
-          <w:lang w:val="ca-ES"/>
-        </w:rPr>
-        <w:t>data_validation</w:t>
-      </w:r>
-      <w:proofErr w:type="spellEnd"/>
-      <w:r>
-        <w:rPr>
-          <w:rFonts w:ascii="Arial" w:hAnsi="Arial" w:cs="Arial"/>
-          <w:lang w:val="ca-ES"/>
-        </w:rPr>
-        <w:t>/</w:t>
-      </w:r>
-      <w:proofErr w:type="spellStart"/>
-      <w:r>
-        <w:rPr>
-          <w:rFonts w:ascii="Arial" w:hAnsi="Arial" w:cs="Arial"/>
-          <w:lang w:val="ca-ES"/>
-        </w:rPr>
-        <w:t>checks</w:t>
-      </w:r>
-      <w:proofErr w:type="spellEnd"/>
-      <w:r>
-        <w:rPr>
-          <w:rFonts w:ascii="Arial" w:hAnsi="Arial" w:cs="Arial"/>
-          <w:lang w:val="ca-ES"/>
-        </w:rPr>
-        <w:t xml:space="preserve">/3_stop_times_checks.ipynb’ hem vist que hi ha viatges en els què hi ha parades amb el mateix temps d’arribada i sortida del metro. </w:t>
-      </w:r>
-    </w:p>
-    <w:p>
-      <w:pPr>
-        <w:pStyle w:val="ListParagraph"/>
-        <w:numPr>
-          <w:ilvl w:val="1"/>
-          <w:numId w:val="1"/>
-        </w:numPr>
-        <w:rPr>
-          <w:rFonts w:ascii="Arial" w:hAnsi="Arial" w:cs="Arial"/>
-          <w:lang w:val="ca-ES"/>
-        </w:rPr>
-      </w:pPr>
-      <w:r>
-        <w:rPr>
-          <w:rFonts w:ascii="Arial" w:hAnsi="Arial" w:cs="Arial"/>
-          <w:lang w:val="ca-ES"/>
-        </w:rPr>
-        <w:t xml:space="preserve">Això es deu a què quan el metro arriba a una parada final de línia, el conductor s’ha de baixar per canviar-se a la cabina contrària. Durant aquest temps i en el què el </w:t>
-      </w:r>
-      <w:r>
-        <w:rPr>
-          <w:rFonts w:ascii="Arial" w:hAnsi="Arial" w:cs="Arial"/>
-          <w:lang w:val="ca-ES"/>
-        </w:rPr>
-        <w:t>conductor</w:t>
-      </w:r>
-      <w:r>
-        <w:rPr>
-          <w:rFonts w:ascii="Arial" w:hAnsi="Arial" w:cs="Arial"/>
-          <w:lang w:val="ca-ES"/>
-        </w:rPr>
-        <w:t xml:space="preserve"> s’ha d’esperar a arrencar el metro de nou, les portes estan obertes. És a dir, els passatgers no només tenen 20 segons per </w:t>
-      </w:r>
-      <w:r>
-        <w:rPr>
-          <w:rFonts w:ascii="Arial" w:hAnsi="Arial" w:cs="Arial"/>
-          <w:lang w:val="ca-ES"/>
-        </w:rPr>
-        <w:t>pujar</w:t>
-      </w:r>
-      <w:r>
-        <w:rPr>
-          <w:rFonts w:ascii="Arial" w:hAnsi="Arial" w:cs="Arial"/>
-          <w:lang w:val="ca-ES"/>
-        </w:rPr>
-        <w:t xml:space="preserve">. Això no genera retards perquè normalment hi ha dos metros a la vegada en aquest procés i ja està contemplat en els horaris. </w:t>
-      </w:r>
-    </w:p>
-    <w:p>
-      <w:pPr>
-        <w:pStyle w:val="ListParagraph"/>
-        <w:numPr>
-          <w:ilvl w:val="1"/>
-          <w:numId w:val="1"/>
-        </w:numPr>
-        <w:rPr>
-          <w:rFonts w:ascii="Arial" w:hAnsi="Arial" w:cs="Arial"/>
-          <w:lang w:val="ca-ES"/>
-        </w:rPr>
-      </w:pPr>
-      <w:r>
-        <w:rPr>
-          <w:rFonts w:ascii="Arial" w:hAnsi="Arial" w:cs="Arial"/>
-          <w:lang w:val="ca-ES"/>
-        </w:rPr>
-        <w:t>De totes maneres, aquest esdeveniment no només passa a les parades límit sinó en les què s’inicia o es finalitza un viatge</w:t>
-      </w:r>
-      <w:r>
-        <w:rPr>
-          <w:rFonts w:ascii="Arial" w:hAnsi="Arial" w:cs="Arial"/>
-          <w:lang w:val="ca-ES"/>
-        </w:rPr>
-        <w:t>, a vegades diferents de les límits oficials (per tal d’assegurar la cobertura del servei en hores</w:t>
-      </w:r>
-      <w:r>
-        <w:rPr>
-          <w:rFonts w:ascii="Arial" w:hAnsi="Arial" w:cs="Arial"/>
-          <w:lang w:val="ca-ES"/>
-        </w:rPr>
-        <w:t xml:space="preserve"> primerenques</w:t>
-      </w:r>
-      <w:r>
-        <w:rPr>
-          <w:rFonts w:ascii="Arial" w:hAnsi="Arial" w:cs="Arial"/>
-          <w:lang w:val="ca-ES"/>
-        </w:rPr>
-        <w:t xml:space="preserve"> o tardanes).</w:t>
-      </w:r>
-    </w:p>
-    <w:p>
-      <w:pPr>
-        <w:pStyle w:val="ListParagraph"/>
-        <w:numPr>
-          <w:ilvl w:val="1"/>
-          <w:numId w:val="1"/>
-        </w:numPr>
-        <w:rPr>
-          <w:rFonts w:ascii="Arial" w:hAnsi="Arial" w:cs="Arial"/>
-          <w:lang w:val="ca-ES"/>
-        </w:rPr>
-      </w:pPr>
-      <w:r>
-        <w:rPr>
-          <w:rFonts w:ascii="Arial" w:hAnsi="Arial" w:cs="Arial"/>
-          <w:lang w:val="ca-ES"/>
-        </w:rPr>
-        <w:t xml:space="preserve">Això és un problema a l’hora de calcular els pesos de les arestes del graf que estem </w:t>
-      </w:r>
-      <w:r>
-        <w:rPr>
-          <w:rFonts w:ascii="Arial" w:hAnsi="Arial" w:cs="Arial"/>
-          <w:lang w:val="ca-ES"/>
-        </w:rPr>
-        <w:t>construint</w:t>
-      </w:r>
-      <w:r>
-        <w:rPr>
-          <w:rFonts w:ascii="Arial" w:hAnsi="Arial" w:cs="Arial"/>
-          <w:lang w:val="ca-ES"/>
-        </w:rPr>
-        <w:t xml:space="preserve">. No només perquè no és coherent considerar el temps d’obertura i tancament de portes a les parades intermèdies i a les límit no, sinó que quan calculem la mitjana a les parades </w:t>
-      </w:r>
-      <w:r>
-        <w:rPr>
-          <w:rFonts w:ascii="Arial" w:hAnsi="Arial" w:cs="Arial"/>
-          <w:lang w:val="ca-ES"/>
-        </w:rPr>
-        <w:t>intermèdies</w:t>
-      </w:r>
-      <w:r>
-        <w:rPr>
-          <w:rFonts w:ascii="Arial" w:hAnsi="Arial" w:cs="Arial"/>
-          <w:lang w:val="ca-ES"/>
-        </w:rPr>
-        <w:t xml:space="preserve"> estem tenint en compte viatges en els què aquest temps és nul.</w:t>
-      </w:r>
-    </w:p>
-    <w:p>
-      <w:pPr>
-        <w:pStyle w:val="ListParagraph"/>
-        <w:numPr>
-          <w:ilvl w:val="1"/>
-          <w:numId w:val="1"/>
-        </w:numPr>
-        <w:rPr>
-          <w:rFonts w:ascii="Arial" w:hAnsi="Arial" w:cs="Arial"/>
-          <w:lang w:val="ca-ES"/>
-        </w:rPr>
-      </w:pPr>
-      <w:r>
-        <w:rPr>
-          <w:rFonts w:ascii="Arial" w:hAnsi="Arial" w:cs="Arial"/>
-          <w:lang w:val="ca-ES"/>
-        </w:rPr>
-        <w:lastRenderedPageBreak/>
-        <w:t>Per simplicitat, volem que els pesos de les arestes siguin fixes i no variables en funció de si s’agafa el metro en aquella parada o no (temps de portes nul o no respectivament). Per tant, hem de modificar “artificialment” aquest esdeveniment.</w:t>
-      </w:r>
-    </w:p>
-    <w:p>
-      <w:pPr>
-        <w:pStyle w:val="ListParagraph"/>
-        <w:numPr>
-          <w:ilvl w:val="1"/>
-          <w:numId w:val="1"/>
-        </w:numPr>
-        <w:rPr>
-          <w:rFonts w:ascii="Arial" w:hAnsi="Arial" w:cs="Arial"/>
-          <w:lang w:val="ca-ES"/>
-        </w:rPr>
-      </w:pPr>
-      <w:r>
-        <w:rPr>
-          <w:rFonts w:ascii="Arial" w:hAnsi="Arial" w:cs="Arial"/>
-          <w:lang w:val="ca-ES"/>
-        </w:rPr>
-        <w:t>El temps que es modificarà a cada andana (només als viatges en els què l’esdeveniment succeeixi) i el motiu d’aquesta elecció ve explicat a</w:t>
-      </w:r>
-      <w:r>
-        <w:rPr>
-          <w:rFonts w:ascii="Arial" w:hAnsi="Arial" w:cs="Arial"/>
-          <w:lang w:val="ca-ES"/>
-        </w:rPr>
-        <w:t>munt</w:t>
-      </w:r>
-      <w:r>
-        <w:rPr>
-          <w:rFonts w:ascii="Arial" w:hAnsi="Arial" w:cs="Arial"/>
-          <w:lang w:val="ca-ES"/>
-        </w:rPr>
-        <w:t xml:space="preserve"> al mòdul de les comprovacions. </w:t>
-      </w:r>
-    </w:p>
-    <w:p>
-      <w:pPr>
-        <w:pStyle w:val="ListParagraph"/>
-        <w:numPr>
-          <w:ilvl w:val="1"/>
-          <w:numId w:val="1"/>
-        </w:numPr>
-        <w:rPr>
-          <w:rFonts w:ascii="Arial" w:hAnsi="Arial" w:cs="Arial"/>
-          <w:lang w:val="ca-ES"/>
-        </w:rPr>
-      </w:pPr>
-      <w:r>
-        <w:rPr>
-          <w:rFonts w:ascii="Arial" w:hAnsi="Arial" w:cs="Arial"/>
-          <w:lang w:val="ca-ES"/>
-        </w:rPr>
-        <w:t>En el cas que l’andana sigui l’inici del viatge (ho sabem calculant el mínim i el màxim del ‘</w:t>
-      </w:r>
-      <w:proofErr w:type="spellStart"/>
-      <w:r>
-        <w:rPr>
-          <w:rFonts w:ascii="Arial" w:hAnsi="Arial" w:cs="Arial"/>
-          <w:lang w:val="ca-ES"/>
-        </w:rPr>
-        <w:t>stop_sequence</w:t>
-      </w:r>
-      <w:proofErr w:type="spellEnd"/>
-      <w:r>
-        <w:rPr>
-          <w:rFonts w:ascii="Arial" w:hAnsi="Arial" w:cs="Arial"/>
-          <w:lang w:val="ca-ES"/>
-        </w:rPr>
-        <w:t xml:space="preserve">’ per cada viatge), es restarà el temps indicat a ‘doors.txt’ a l’hora d’arribada. En cas contrari (l’andana és el final del viatge), se li sumarà el temps a l’hora de sortida. </w:t>
-      </w:r>
-    </w:p>
-    <w:p>
-      <w:pPr>
-        <w:pStyle w:val="ListParagraph"/>
-        <w:numPr>
-          <w:ilvl w:val="1"/>
-          <w:numId w:val="1"/>
-        </w:numPr>
-        <w:rPr>
-          <w:rFonts w:ascii="Arial" w:hAnsi="Arial" w:cs="Arial"/>
-          <w:lang w:val="ca-ES"/>
-        </w:rPr>
-      </w:pPr>
-      <w:r>
-        <w:rPr>
-          <w:rFonts w:ascii="Arial" w:hAnsi="Arial" w:cs="Arial"/>
-          <w:lang w:val="ca-ES"/>
-        </w:rPr>
         <w:t>Amb aquestes modificacions generem, doncs, ‘stop_times_doors.txt’, a partir del qual podrem calcular els pesos de les arestes sense cap i</w:t>
+      </w:r>
+      <w:r>
+        <w:rPr>
+          <w:rFonts w:ascii="Arial" w:hAnsi="Arial" w:cs="Arial"/>
+          <w:lang w:val="ca-ES"/>
+        </w:rPr>
+        <w:t>n</w:t>
       </w:r>
       <w:r>
         <w:rPr>
